--- a/docs/enablement/word/Enablement-Selling-It-v3.0.docx
+++ b/docs/enablement/word/Enablement-Selling-It-v3.0.docx
@@ -1829,7 +1829,7 @@
       <w:r>
         <w:drawing>
           <wp:inline distT="0" distB="0" distL="0" distR="0">
-            <wp:extent cx="5943600" cy="4931651"/>
+            <wp:extent cx="5943600" cy="5040531"/>
             <wp:effectExtent t="0" r="0" b="0" l="0"/>
             <wp:docPr id="6" name="Figure 6" descr="Each scene is a moment a customer will recognize."/>
             <wp:cNvGraphicFramePr>
@@ -1854,7 +1854,7 @@
                   <pic:spPr bwMode="auto">
                     <a:xfrm>
                       <a:off x="0" y="0"/>
-                      <a:ext cx="5943600" cy="4931651"/>
+                      <a:ext cx="5943600" cy="5040531"/>
                     </a:xfrm>
                     <a:prstGeom prst="rect">
                       <a:avLst/>
@@ -2135,7 +2135,7 @@
       <w:r>
         <w:drawing>
           <wp:inline distT="0" distB="0" distL="0" distR="0">
-            <wp:extent cx="5943600" cy="4457700"/>
+            <wp:extent cx="5943600" cy="4451295"/>
             <wp:effectExtent t="0" r="0" b="0" l="0"/>
             <wp:docPr id="7" name="Figure 7" descr="Each customer weighs these reasons differently."/>
             <wp:cNvGraphicFramePr>
@@ -2160,7 +2160,7 @@
                   <pic:spPr bwMode="auto">
                     <a:xfrm>
                       <a:off x="0" y="0"/>
-                      <a:ext cx="5943600" cy="4457700"/>
+                      <a:ext cx="5943600" cy="4451295"/>
                     </a:xfrm>
                     <a:prstGeom prst="rect">
                       <a:avLst/>
@@ -2520,7 +2520,7 @@
         </w:rPr>
         <w:t xml:space="preserve">Where AI fits, and where credits apply, is set out in </w:t>
       </w:r>
-      <w:hyperlink w:history="1" r:id="rIdnuq5-g-mry2r_rsffus-6">
+      <w:hyperlink w:history="1" r:id="rIdlqx2o13nxwroxrmbuf5_-">
         <w:r>
           <w:rPr>
             <w:rFonts w:ascii="Calibri" w:cs="Calibri" w:eastAsia="Calibri" w:hAnsi="Calibri"/>
@@ -4128,7 +4128,7 @@
       <w:r>
         <w:drawing>
           <wp:inline distT="0" distB="0" distL="0" distR="0">
-            <wp:extent cx="5387703" cy="7315200"/>
+            <wp:extent cx="5383430" cy="7315200"/>
             <wp:effectExtent t="0" r="0" b="0" l="0"/>
             <wp:docPr id="12" name="Figure 12" descr="Each ask comes with its reason."/>
             <wp:cNvGraphicFramePr>
@@ -4153,7 +4153,7 @@
                   <pic:spPr bwMode="auto">
                     <a:xfrm>
                       <a:off x="0" y="0"/>
-                      <a:ext cx="5387703" cy="7315200"/>
+                      <a:ext cx="5383430" cy="7315200"/>
                     </a:xfrm>
                     <a:prstGeom prst="rect">
                       <a:avLst/>
@@ -4194,7 +4194,7 @@
         </w:rPr>
         <w:t xml:space="preserve">A solutions engineer covers the technical detail in </w:t>
       </w:r>
-      <w:hyperlink w:history="1" r:id="rIdu5gwnb-9-xfmifu9l5q58">
+      <w:hyperlink w:history="1" r:id="rIdfv0sb-fg29nlp3qupucqm">
         <w:r>
           <w:rPr>
             <w:rFonts w:ascii="Calibri" w:cs="Calibri" w:eastAsia="Calibri" w:hAnsi="Calibri"/>
@@ -5501,7 +5501,7 @@
       <w:pPr>
         <w:spacing w:after="120" w:line="276"/>
       </w:pPr>
-      <w:hyperlink w:history="1" r:id="rIdxwnfeu3gyu2q9fzzwmew_">
+      <w:hyperlink w:history="1" r:id="rIday4pydezxrjtwa6plyxbk">
         <w:r>
           <w:rPr>
             <w:rFonts w:ascii="Calibri" w:cs="Calibri" w:eastAsia="Calibri" w:hAnsi="Calibri"/>
@@ -5562,7 +5562,7 @@
       <w:pPr>
         <w:spacing w:after="120" w:line="276"/>
       </w:pPr>
-      <w:hyperlink w:history="1" r:id="rIdntqcj2osxt3usaogezhps">
+      <w:hyperlink w:history="1" r:id="rIdjlbdnppl_gwnreqqubzjm">
         <w:r>
           <w:rPr>
             <w:rFonts w:ascii="Calibri" w:cs="Calibri" w:eastAsia="Calibri" w:hAnsi="Calibri"/>
@@ -5623,7 +5623,7 @@
       <w:pPr>
         <w:spacing w:after="120" w:line="276"/>
       </w:pPr>
-      <w:hyperlink w:history="1" r:id="rIdbpe6zfn_oyjqb0ika1jkc">
+      <w:hyperlink w:history="1" r:id="rIdscohgghfifcwyrv_nnwoe">
         <w:r>
           <w:rPr>
             <w:rFonts w:ascii="Calibri" w:cs="Calibri" w:eastAsia="Calibri" w:hAnsi="Calibri"/>
@@ -5684,7 +5684,7 @@
       <w:pPr>
         <w:spacing w:after="120" w:line="276"/>
       </w:pPr>
-      <w:hyperlink w:history="1" r:id="rId7obstfjgwkutjnpnhbacn">
+      <w:hyperlink w:history="1" r:id="rIdbqrluwv_m6rrw9bv2trnk">
         <w:r>
           <w:rPr>
             <w:rFonts w:ascii="Calibri" w:cs="Calibri" w:eastAsia="Calibri" w:hAnsi="Calibri"/>
@@ -5745,7 +5745,7 @@
       <w:pPr>
         <w:spacing w:after="120" w:line="276"/>
       </w:pPr>
-      <w:hyperlink w:history="1" r:id="rId5s5rpkx66_bjcbj0jbvym">
+      <w:hyperlink w:history="1" r:id="rIdibcwk9p_gdkqj_5hawjdp">
         <w:r>
           <w:rPr>
             <w:rFonts w:ascii="Calibri" w:cs="Calibri" w:eastAsia="Calibri" w:hAnsi="Calibri"/>
@@ -5801,7 +5801,7 @@
         </w:rPr>
         <w:t xml:space="preserve">Keep in mind: its memories are compressed to seconds for the room; its Offer Desk is at </w:t>
       </w:r>
-      <w:hyperlink w:history="1" r:id="rIdytu7ucrnw97az3vn6telh">
+      <w:hyperlink w:history="1" r:id="rIddrecmpnrtzn8mbncpfb8j">
         <w:r>
           <w:rPr>
             <w:rFonts w:ascii="Calibri" w:cs="Calibri" w:eastAsia="Calibri" w:hAnsi="Calibri"/>
@@ -5827,7 +5827,7 @@
       <w:pPr>
         <w:spacing w:after="120" w:line="276"/>
       </w:pPr>
-      <w:hyperlink w:history="1" r:id="rIdsjacvjibzm5lkw7dgujfl">
+      <w:hyperlink w:history="1" r:id="rIdbmykx3uctftjhifqoffus">
         <w:r>
           <w:rPr>
             <w:rFonts w:ascii="Calibri" w:cs="Calibri" w:eastAsia="Calibri" w:hAnsi="Calibri"/>
@@ -5888,7 +5888,7 @@
       <w:pPr>
         <w:spacing w:after="120" w:line="276"/>
       </w:pPr>
-      <w:hyperlink w:history="1" r:id="rIdi6w7lann8rnyqis_dcksp">
+      <w:hyperlink w:history="1" r:id="rIdqibkjbffc_p8txeny6mlb">
         <w:r>
           <w:rPr>
             <w:rFonts w:ascii="Calibri" w:cs="Calibri" w:eastAsia="Calibri" w:hAnsi="Calibri"/>
@@ -5949,7 +5949,7 @@
       <w:pPr>
         <w:spacing w:after="120" w:line="276"/>
       </w:pPr>
-      <w:hyperlink w:history="1" r:id="rIdgjwkxro-5z3uwlr4rjzwr">
+      <w:hyperlink w:history="1" r:id="rIdgzcpbk6udukm3-f8rpyuc">
         <w:r>
           <w:rPr>
             <w:rFonts w:ascii="Calibri" w:cs="Calibri" w:eastAsia="Calibri" w:hAnsi="Calibri"/>
@@ -6064,7 +6064,7 @@
       <w:pPr>
         <w:spacing w:after="120" w:line="276"/>
       </w:pPr>
-      <w:hyperlink w:history="1" r:id="rIdbxkv6r3xktbvw1ibqf_7r">
+      <w:hyperlink w:history="1" r:id="rIdkinbeqm1gvzjilmhvb7uw">
         <w:r>
           <w:rPr>
             <w:rFonts w:ascii="Calibri" w:cs="Calibri" w:eastAsia="Calibri" w:hAnsi="Calibri"/>

--- a/docs/enablement/word/Enablement-Selling-It-v3.0.docx
+++ b/docs/enablement/word/Enablement-Selling-It-v3.0.docx
@@ -535,6 +535,7 @@
     </w:p>
     <w:p>
       <w:pPr>
+        <w:keepNext/>
         <w:spacing w:after="120" w:line="276"/>
       </w:pPr>
       <w:r>
@@ -717,7 +718,7 @@
       <w:pPr>
         <w:spacing w:after="120" w:line="276"/>
       </w:pPr>
-      <w:hyperlink w:history="1" r:id="rIde2odpvtu3fx9zskhdfpfm">
+      <w:hyperlink w:history="1" r:id="rIdygecsssz3-kb_ynqsky2k">
         <w:r>
           <w:rPr>
             <w:rFonts w:ascii="Calibri" w:cs="Calibri" w:eastAsia="Calibri" w:hAnsi="Calibri"/>
@@ -1450,7 +1451,7 @@
         </w:rPr>
         <w:t xml:space="preserve">Where AI fits, and where credits apply, is set out in </w:t>
       </w:r>
-      <w:hyperlink w:history="1" r:id="rId2a7rercmvqvr8qx1tvwzr">
+      <w:hyperlink w:history="1" r:id="rIdppllu_cjegkqu3fwfhf_l">
         <w:r>
           <w:rPr>
             <w:rFonts w:ascii="Calibri" w:cs="Calibri" w:eastAsia="Calibri" w:hAnsi="Calibri"/>
@@ -2182,6 +2183,7 @@
     </w:p>
     <w:p>
       <w:pPr>
+        <w:keepNext/>
         <w:spacing w:after="120" w:line="276"/>
       </w:pPr>
       <w:r>
@@ -2321,6 +2323,7 @@
     </w:p>
     <w:p>
       <w:pPr>
+        <w:keepNext/>
         <w:spacing w:after="120" w:line="276"/>
       </w:pPr>
       <w:r>
@@ -2691,6 +2694,7 @@
     </w:p>
     <w:p>
       <w:pPr>
+        <w:keepNext/>
         <w:spacing w:after="120" w:line="276"/>
       </w:pPr>
       <w:r>
@@ -3124,7 +3128,7 @@
         </w:rPr>
         <w:t xml:space="preserve">A solutions engineer covers the technical detail in </w:t>
       </w:r>
-      <w:hyperlink w:history="1" r:id="rIddksa6ndi7zkntclalhu6u">
+      <w:hyperlink w:history="1" r:id="rIdpvz_acyt2jgqqiz2xojy0">
         <w:r>
           <w:rPr>
             <w:rFonts w:ascii="Calibri" w:cs="Calibri" w:eastAsia="Calibri" w:hAnsi="Calibri"/>
@@ -4431,7 +4435,7 @@
       <w:pPr>
         <w:spacing w:after="120" w:line="276"/>
       </w:pPr>
-      <w:hyperlink w:history="1" r:id="rId0u58i7dlkbyzcdghakrqc">
+      <w:hyperlink w:history="1" r:id="rIdzvqwgc3vbgln1tztusei3">
         <w:r>
           <w:rPr>
             <w:rFonts w:ascii="Calibri" w:cs="Calibri" w:eastAsia="Calibri" w:hAnsi="Calibri"/>
@@ -4492,7 +4496,7 @@
       <w:pPr>
         <w:spacing w:after="120" w:line="276"/>
       </w:pPr>
-      <w:hyperlink w:history="1" r:id="rIdhnyev4aveanxz9tc20_to">
+      <w:hyperlink w:history="1" r:id="rIdd4ipc0lk3z0jubsufsp9u">
         <w:r>
           <w:rPr>
             <w:rFonts w:ascii="Calibri" w:cs="Calibri" w:eastAsia="Calibri" w:hAnsi="Calibri"/>
@@ -4553,7 +4557,7 @@
       <w:pPr>
         <w:spacing w:after="120" w:line="276"/>
       </w:pPr>
-      <w:hyperlink w:history="1" r:id="rIdrcywgjjquqg11amvjpakb">
+      <w:hyperlink w:history="1" r:id="rIdvtt_9a9y4islzz-tpzczd">
         <w:r>
           <w:rPr>
             <w:rFonts w:ascii="Calibri" w:cs="Calibri" w:eastAsia="Calibri" w:hAnsi="Calibri"/>
@@ -4614,7 +4618,7 @@
       <w:pPr>
         <w:spacing w:after="120" w:line="276"/>
       </w:pPr>
-      <w:hyperlink w:history="1" r:id="rIdi5didwnfpq15qgxerazs4">
+      <w:hyperlink w:history="1" r:id="rIdig7-hxdd8f2afnpf4womf">
         <w:r>
           <w:rPr>
             <w:rFonts w:ascii="Calibri" w:cs="Calibri" w:eastAsia="Calibri" w:hAnsi="Calibri"/>
@@ -4675,7 +4679,7 @@
       <w:pPr>
         <w:spacing w:after="120" w:line="276"/>
       </w:pPr>
-      <w:hyperlink w:history="1" r:id="rIdvehgvit4pnfhwg1f1xgei">
+      <w:hyperlink w:history="1" r:id="rId1ueybweb2quc18c1bbh7y">
         <w:r>
           <w:rPr>
             <w:rFonts w:ascii="Calibri" w:cs="Calibri" w:eastAsia="Calibri" w:hAnsi="Calibri"/>
@@ -4731,7 +4735,7 @@
         </w:rPr>
         <w:t xml:space="preserve">Keep in mind: its memories are compressed to seconds for the room; its Offer Desk is at </w:t>
       </w:r>
-      <w:hyperlink w:history="1" r:id="rIdgwt9vdt71nw9k0ftwyqnz">
+      <w:hyperlink w:history="1" r:id="rIdwigrbn7t7hirvjear13n6">
         <w:r>
           <w:rPr>
             <w:rFonts w:ascii="Calibri" w:cs="Calibri" w:eastAsia="Calibri" w:hAnsi="Calibri"/>
@@ -4757,7 +4761,7 @@
       <w:pPr>
         <w:spacing w:after="120" w:line="276"/>
       </w:pPr>
-      <w:hyperlink w:history="1" r:id="rIdxzm3foivox5yxni3gjw5o">
+      <w:hyperlink w:history="1" r:id="rIdmh6smwjirtzoj3tsvrk2c">
         <w:r>
           <w:rPr>
             <w:rFonts w:ascii="Calibri" w:cs="Calibri" w:eastAsia="Calibri" w:hAnsi="Calibri"/>
@@ -4818,7 +4822,7 @@
       <w:pPr>
         <w:spacing w:after="120" w:line="276"/>
       </w:pPr>
-      <w:hyperlink w:history="1" r:id="rIdu8rflqqzfc6uymijxnyzh">
+      <w:hyperlink w:history="1" r:id="rIdtdrwljecrtangrtc_1bhn">
         <w:r>
           <w:rPr>
             <w:rFonts w:ascii="Calibri" w:cs="Calibri" w:eastAsia="Calibri" w:hAnsi="Calibri"/>
@@ -4879,7 +4883,7 @@
       <w:pPr>
         <w:spacing w:after="120" w:line="276"/>
       </w:pPr>
-      <w:hyperlink w:history="1" r:id="rIdyo3errz5yw39m_oxqnkop">
+      <w:hyperlink w:history="1" r:id="rIdpmqkdv6tvd_wl3mcpfagi">
         <w:r>
           <w:rPr>
             <w:rFonts w:ascii="Calibri" w:cs="Calibri" w:eastAsia="Calibri" w:hAnsi="Calibri"/>
@@ -4994,7 +4998,7 @@
       <w:pPr>
         <w:spacing w:after="120" w:line="276"/>
       </w:pPr>
-      <w:hyperlink w:history="1" r:id="rIdsv-9taow1szjybvkgoy6o">
+      <w:hyperlink w:history="1" r:id="rIdjz3nm7sq0_clhg0un7bui">
         <w:r>
           <w:rPr>
             <w:rFonts w:ascii="Calibri" w:cs="Calibri" w:eastAsia="Calibri" w:hAnsi="Calibri"/>

--- a/docs/enablement/word/Enablement-Selling-It-v3.0.docx
+++ b/docs/enablement/word/Enablement-Selling-It-v3.0.docx
@@ -718,7 +718,7 @@
       <w:pPr>
         <w:spacing w:after="120" w:line="276"/>
       </w:pPr>
-      <w:hyperlink w:history="1" r:id="rIdygecsssz3-kb_ynqsky2k">
+      <w:hyperlink w:history="1" r:id="rIduo-z-mkes3dilfkqw4tso">
         <w:r>
           <w:rPr>
             <w:rFonts w:ascii="Calibri" w:cs="Calibri" w:eastAsia="Calibri" w:hAnsi="Calibri"/>
@@ -1451,7 +1451,7 @@
         </w:rPr>
         <w:t xml:space="preserve">Where AI fits, and where credits apply, is set out in </w:t>
       </w:r>
-      <w:hyperlink w:history="1" r:id="rIdppllu_cjegkqu3fwfhf_l">
+      <w:hyperlink w:history="1" r:id="rIdgy95_tf1tgtvohksvm1g1">
         <w:r>
           <w:rPr>
             <w:rFonts w:ascii="Calibri" w:cs="Calibri" w:eastAsia="Calibri" w:hAnsi="Calibri"/>
@@ -3062,7 +3062,7 @@
       <w:r>
         <w:drawing>
           <wp:inline distT="0" distB="0" distL="0" distR="0">
-            <wp:extent cx="5383430" cy="7315200"/>
+            <wp:extent cx="5046966" cy="6858000"/>
             <wp:effectExtent t="0" r="0" b="0" l="0"/>
             <wp:docPr id="8" name="Figure 8" descr="Each ask comes with its reason."/>
             <wp:cNvGraphicFramePr>
@@ -3087,7 +3087,7 @@
                   <pic:spPr bwMode="auto">
                     <a:xfrm>
                       <a:off x="0" y="0"/>
-                      <a:ext cx="5383430" cy="7315200"/>
+                      <a:ext cx="5046966" cy="6858000"/>
                     </a:xfrm>
                     <a:prstGeom prst="rect">
                       <a:avLst/>
@@ -3128,7 +3128,7 @@
         </w:rPr>
         <w:t xml:space="preserve">A solutions engineer covers the technical detail in </w:t>
       </w:r>
-      <w:hyperlink w:history="1" r:id="rIdpvz_acyt2jgqqiz2xojy0">
+      <w:hyperlink w:history="1" r:id="rIdngufbekym01skgo2_miz6">
         <w:r>
           <w:rPr>
             <w:rFonts w:ascii="Calibri" w:cs="Calibri" w:eastAsia="Calibri" w:hAnsi="Calibri"/>
@@ -4435,7 +4435,7 @@
       <w:pPr>
         <w:spacing w:after="120" w:line="276"/>
       </w:pPr>
-      <w:hyperlink w:history="1" r:id="rIdzvqwgc3vbgln1tztusei3">
+      <w:hyperlink w:history="1" r:id="rIdn3z6rszinfxxybnmiuhoq">
         <w:r>
           <w:rPr>
             <w:rFonts w:ascii="Calibri" w:cs="Calibri" w:eastAsia="Calibri" w:hAnsi="Calibri"/>
@@ -4496,7 +4496,7 @@
       <w:pPr>
         <w:spacing w:after="120" w:line="276"/>
       </w:pPr>
-      <w:hyperlink w:history="1" r:id="rIdd4ipc0lk3z0jubsufsp9u">
+      <w:hyperlink w:history="1" r:id="rIdsswcr2s-uitsagzmmdaxn">
         <w:r>
           <w:rPr>
             <w:rFonts w:ascii="Calibri" w:cs="Calibri" w:eastAsia="Calibri" w:hAnsi="Calibri"/>
@@ -4557,7 +4557,7 @@
       <w:pPr>
         <w:spacing w:after="120" w:line="276"/>
       </w:pPr>
-      <w:hyperlink w:history="1" r:id="rIdvtt_9a9y4islzz-tpzczd">
+      <w:hyperlink w:history="1" r:id="rId_8kkya643gcv2binggqq9">
         <w:r>
           <w:rPr>
             <w:rFonts w:ascii="Calibri" w:cs="Calibri" w:eastAsia="Calibri" w:hAnsi="Calibri"/>
@@ -4618,7 +4618,7 @@
       <w:pPr>
         <w:spacing w:after="120" w:line="276"/>
       </w:pPr>
-      <w:hyperlink w:history="1" r:id="rIdig7-hxdd8f2afnpf4womf">
+      <w:hyperlink w:history="1" r:id="rId4hjn0mtbhhmgwrfbc1ws5">
         <w:r>
           <w:rPr>
             <w:rFonts w:ascii="Calibri" w:cs="Calibri" w:eastAsia="Calibri" w:hAnsi="Calibri"/>
@@ -4679,7 +4679,7 @@
       <w:pPr>
         <w:spacing w:after="120" w:line="276"/>
       </w:pPr>
-      <w:hyperlink w:history="1" r:id="rId1ueybweb2quc18c1bbh7y">
+      <w:hyperlink w:history="1" r:id="rId2xkhdq6m9vrpv7crilpkv">
         <w:r>
           <w:rPr>
             <w:rFonts w:ascii="Calibri" w:cs="Calibri" w:eastAsia="Calibri" w:hAnsi="Calibri"/>
@@ -4735,7 +4735,7 @@
         </w:rPr>
         <w:t xml:space="preserve">Keep in mind: its memories are compressed to seconds for the room; its Offer Desk is at </w:t>
       </w:r>
-      <w:hyperlink w:history="1" r:id="rIdwigrbn7t7hirvjear13n6">
+      <w:hyperlink w:history="1" r:id="rIdoip2fwfyu6yef4tddhh48">
         <w:r>
           <w:rPr>
             <w:rFonts w:ascii="Calibri" w:cs="Calibri" w:eastAsia="Calibri" w:hAnsi="Calibri"/>
@@ -4761,7 +4761,7 @@
       <w:pPr>
         <w:spacing w:after="120" w:line="276"/>
       </w:pPr>
-      <w:hyperlink w:history="1" r:id="rIdmh6smwjirtzoj3tsvrk2c">
+      <w:hyperlink w:history="1" r:id="rId3n1i674g1oepmhi5iemql">
         <w:r>
           <w:rPr>
             <w:rFonts w:ascii="Calibri" w:cs="Calibri" w:eastAsia="Calibri" w:hAnsi="Calibri"/>
@@ -4822,7 +4822,7 @@
       <w:pPr>
         <w:spacing w:after="120" w:line="276"/>
       </w:pPr>
-      <w:hyperlink w:history="1" r:id="rIdtdrwljecrtangrtc_1bhn">
+      <w:hyperlink w:history="1" r:id="rId87wu156plzbjpjivpm-ae">
         <w:r>
           <w:rPr>
             <w:rFonts w:ascii="Calibri" w:cs="Calibri" w:eastAsia="Calibri" w:hAnsi="Calibri"/>
@@ -4883,7 +4883,7 @@
       <w:pPr>
         <w:spacing w:after="120" w:line="276"/>
       </w:pPr>
-      <w:hyperlink w:history="1" r:id="rIdpmqkdv6tvd_wl3mcpfagi">
+      <w:hyperlink w:history="1" r:id="rIdxd1skaw2q_xmqcpri1ecb">
         <w:r>
           <w:rPr>
             <w:rFonts w:ascii="Calibri" w:cs="Calibri" w:eastAsia="Calibri" w:hAnsi="Calibri"/>
@@ -4998,7 +4998,7 @@
       <w:pPr>
         <w:spacing w:after="120" w:line="276"/>
       </w:pPr>
-      <w:hyperlink w:history="1" r:id="rIdjz3nm7sq0_clhg0un7bui">
+      <w:hyperlink w:history="1" r:id="rIdph8yxgnvripbvzhsbu7r9">
         <w:r>
           <w:rPr>
             <w:rFonts w:ascii="Calibri" w:cs="Calibri" w:eastAsia="Calibri" w:hAnsi="Calibri"/>
